--- a/docs/lab5.docx
+++ b/docs/lab5.docx
@@ -111,6 +111,28 @@
           <w:szCs w:val="28"/>
         </w:rPr>
         <w:t>27-10-2026</w:t>
+      </w:r>
+    </w:p>
+    <w:p>
+      <w:pPr>
+        <w:jc w:val="center"/>
+        <w:rPr>
+          <w:rFonts w:ascii="Garamond" w:hAnsi="Garamond"/>
+          <w:b/>
+          <w:bCs/>
+          <w:sz w:val="28"/>
+          <w:szCs w:val="28"/>
+        </w:rPr>
+      </w:pPr>
+      <w:r>
+        <w:rPr>
+          <w:rFonts w:ascii="Garamond" w:hAnsi="Garamond"/>
+          <w:b/>
+          <w:bCs/>
+          <w:sz w:val="28"/>
+          <w:szCs w:val="28"/>
+        </w:rPr>
+        <w:t>17 - Society Dues</w:t>
       </w:r>
     </w:p>
     <w:p>
@@ -438,25 +460,7 @@
                 <w:sz w:val="18"/>
                 <w:szCs w:val="18"/>
               </w:rPr>
-              <w:t xml:space="preserve">Replaced string interpolation with a parameterized SQL query </w:t>
-            </w:r>
-            <w:proofErr w:type="gramStart"/>
-            <w:r>
-              <w:rPr>
-                <w:rFonts w:ascii="Calibri" w:hAnsi="Calibri"/>
-                <w:sz w:val="18"/>
-                <w:szCs w:val="18"/>
-              </w:rPr>
-              <w:t>using ?</w:t>
-            </w:r>
-            <w:proofErr w:type="gramEnd"/>
-            <w:r>
-              <w:rPr>
-                <w:rFonts w:ascii="Calibri" w:hAnsi="Calibri"/>
-                <w:sz w:val="18"/>
-                <w:szCs w:val="18"/>
-              </w:rPr>
-              <w:t xml:space="preserve"> placeholders.</w:t>
+              <w:t>Replaced string interpolation with a parameterized SQL query using ? placeholders.</w:t>
             </w:r>
           </w:p>
         </w:tc>
@@ -505,25 +509,7 @@
                 <w:sz w:val="18"/>
                 <w:szCs w:val="18"/>
               </w:rPr>
-              <w:t xml:space="preserve">Unsafe Use of </w:t>
-            </w:r>
-            <w:proofErr w:type="gramStart"/>
-            <w:r>
-              <w:rPr>
-                <w:rFonts w:ascii="Calibri" w:hAnsi="Calibri"/>
-                <w:sz w:val="18"/>
-                <w:szCs w:val="18"/>
-              </w:rPr>
-              <w:t>eval(</w:t>
-            </w:r>
-            <w:proofErr w:type="gramEnd"/>
-            <w:r>
-              <w:rPr>
-                <w:rFonts w:ascii="Calibri" w:hAnsi="Calibri"/>
-                <w:sz w:val="18"/>
-                <w:szCs w:val="18"/>
-              </w:rPr>
-              <w:t>)</w:t>
+              <w:t>Unsafe Use of eval()</w:t>
             </w:r>
           </w:p>
         </w:tc>
@@ -589,25 +575,7 @@
                 <w:sz w:val="18"/>
                 <w:szCs w:val="18"/>
               </w:rPr>
-              <w:t xml:space="preserve">The </w:t>
-            </w:r>
-            <w:proofErr w:type="gramStart"/>
-            <w:r>
-              <w:rPr>
-                <w:rFonts w:ascii="Calibri" w:hAnsi="Calibri"/>
-                <w:sz w:val="18"/>
-                <w:szCs w:val="18"/>
-              </w:rPr>
-              <w:t>eval(</w:t>
-            </w:r>
-            <w:proofErr w:type="gramEnd"/>
-            <w:r>
-              <w:rPr>
-                <w:rFonts w:ascii="Calibri" w:hAnsi="Calibri"/>
-                <w:sz w:val="18"/>
-                <w:szCs w:val="18"/>
-              </w:rPr>
-              <w:t>) function executes arbitrary Python expressions, which can lead to code execution if the input is untrusted.</w:t>
+              <w:t>The eval() function executes arbitrary Python expressions, which can lead to code execution if the input is untrusted.</w:t>
             </w:r>
           </w:p>
         </w:tc>
@@ -629,25 +597,7 @@
                 <w:sz w:val="18"/>
                 <w:szCs w:val="18"/>
               </w:rPr>
-              <w:t xml:space="preserve">Replaced </w:t>
-            </w:r>
-            <w:proofErr w:type="gramStart"/>
-            <w:r>
-              <w:rPr>
-                <w:rFonts w:ascii="Calibri" w:hAnsi="Calibri"/>
-                <w:sz w:val="18"/>
-                <w:szCs w:val="18"/>
-              </w:rPr>
-              <w:t>eval(</w:t>
-            </w:r>
-            <w:proofErr w:type="gramEnd"/>
-            <w:r>
-              <w:rPr>
-                <w:rFonts w:ascii="Calibri" w:hAnsi="Calibri"/>
-                <w:sz w:val="18"/>
-                <w:szCs w:val="18"/>
-              </w:rPr>
-              <w:t>) with direct arithmetic using numeric arguments (amount and multiplier).</w:t>
+              <w:t>Replaced eval() with direct arithmetic using numeric arguments (amount and multiplier).</w:t>
             </w:r>
           </w:p>
         </w:tc>
@@ -905,25 +855,7 @@
                 <w:sz w:val="18"/>
                 <w:szCs w:val="18"/>
               </w:rPr>
-              <w:t>Using history</w:t>
-            </w:r>
-            <w:proofErr w:type="gramStart"/>
-            <w:r>
-              <w:rPr>
-                <w:rFonts w:ascii="Calibri" w:hAnsi="Calibri"/>
-                <w:sz w:val="18"/>
-                <w:szCs w:val="18"/>
-              </w:rPr>
-              <w:t>=[</w:t>
-            </w:r>
-            <w:proofErr w:type="gramEnd"/>
-            <w:r>
-              <w:rPr>
-                <w:rFonts w:ascii="Calibri" w:hAnsi="Calibri"/>
-                <w:sz w:val="18"/>
-                <w:szCs w:val="18"/>
-              </w:rPr>
-              <w:t>] as a default argument could cause the same list to be shared across multiple function calls.</w:t>
+              <w:t>Using history=[] as a default argument could cause the same list to be shared across multiple function calls.</w:t>
             </w:r>
           </w:p>
         </w:tc>
@@ -1142,25 +1074,7 @@
                 <w:sz w:val="18"/>
                 <w:szCs w:val="18"/>
               </w:rPr>
-              <w:t xml:space="preserve"> and updated its calls in </w:t>
-            </w:r>
-            <w:proofErr w:type="gramStart"/>
-            <w:r>
-              <w:rPr>
-                <w:rFonts w:ascii="Calibri" w:hAnsi="Calibri"/>
-                <w:sz w:val="18"/>
-                <w:szCs w:val="18"/>
-              </w:rPr>
-              <w:t>main(</w:t>
-            </w:r>
-            <w:proofErr w:type="gramEnd"/>
-            <w:r>
-              <w:rPr>
-                <w:rFonts w:ascii="Calibri" w:hAnsi="Calibri"/>
-                <w:sz w:val="18"/>
-                <w:szCs w:val="18"/>
-              </w:rPr>
-              <w:t>).</w:t>
+              <w:t xml:space="preserve"> and updated its calls in main().</w:t>
             </w:r>
           </w:p>
         </w:tc>
@@ -1417,25 +1331,7 @@
                 <w:sz w:val="18"/>
                 <w:szCs w:val="18"/>
               </w:rPr>
-              <w:t xml:space="preserve">The </w:t>
-            </w:r>
-            <w:proofErr w:type="gramStart"/>
-            <w:r>
-              <w:rPr>
-                <w:rFonts w:ascii="Calibri" w:hAnsi="Calibri"/>
-                <w:sz w:val="18"/>
-                <w:szCs w:val="18"/>
-              </w:rPr>
-              <w:t>collect(</w:t>
-            </w:r>
-            <w:proofErr w:type="gramEnd"/>
-            <w:r>
-              <w:rPr>
-                <w:rFonts w:ascii="Calibri" w:hAnsi="Calibri"/>
-                <w:sz w:val="18"/>
-                <w:szCs w:val="18"/>
-              </w:rPr>
-              <w:t>) function did not explicitly return a value when no matching record was found.</w:t>
+              <w:t>The collect() function did not explicitly return a value when no matching record was found.</w:t>
             </w:r>
           </w:p>
         </w:tc>
@@ -1573,25 +1469,7 @@
                 <w:sz w:val="18"/>
                 <w:szCs w:val="18"/>
               </w:rPr>
-              <w:t xml:space="preserve">The expression </w:t>
-            </w:r>
-            <w:proofErr w:type="gramStart"/>
-            <w:r>
-              <w:rPr>
-                <w:rFonts w:ascii="Calibri" w:hAnsi="Calibri"/>
-                <w:sz w:val="18"/>
-                <w:szCs w:val="18"/>
-              </w:rPr>
-              <w:t>rows !</w:t>
-            </w:r>
-            <w:proofErr w:type="gramEnd"/>
-            <w:r>
-              <w:rPr>
-                <w:rFonts w:ascii="Calibri" w:hAnsi="Calibri"/>
-                <w:sz w:val="18"/>
-                <w:szCs w:val="18"/>
-              </w:rPr>
-              <w:t>= None did not follow Python's recommended None comparison style.</w:t>
+              <w:t>The expression rows != None did not follow Python's recommended None comparison style.</w:t>
             </w:r>
           </w:p>
         </w:tc>
@@ -1613,28 +1491,9 @@
                 <w:sz w:val="18"/>
                 <w:szCs w:val="18"/>
               </w:rPr>
-              <w:t xml:space="preserve">Simplified </w:t>
-            </w:r>
-            <w:proofErr w:type="gramStart"/>
-            <w:r>
-              <w:rPr>
-                <w:rFonts w:ascii="Calibri" w:hAnsi="Calibri"/>
-                <w:sz w:val="18"/>
-                <w:szCs w:val="18"/>
-              </w:rPr>
-              <w:t>pending(</w:t>
-            </w:r>
-            <w:proofErr w:type="gramEnd"/>
-            <w:r>
-              <w:rPr>
-                <w:rFonts w:ascii="Calibri" w:hAnsi="Calibri"/>
-                <w:sz w:val="18"/>
-                <w:szCs w:val="18"/>
-              </w:rPr>
-              <w:t xml:space="preserve">) to return the list generated from </w:t>
+              <w:t xml:space="preserve">Simplified pending() to return the list generated from </w:t>
             </w:r>
             <w:proofErr w:type="spellStart"/>
-            <w:proofErr w:type="gramStart"/>
             <w:r>
               <w:rPr>
                 <w:rFonts w:ascii="Calibri" w:hAnsi="Calibri"/>
@@ -1650,16 +1509,7 @@
                 <w:sz w:val="18"/>
                 <w:szCs w:val="18"/>
               </w:rPr>
-              <w:t>(</w:t>
-            </w:r>
-            <w:proofErr w:type="gramEnd"/>
-            <w:r>
-              <w:rPr>
-                <w:rFonts w:ascii="Calibri" w:hAnsi="Calibri"/>
-                <w:sz w:val="18"/>
-                <w:szCs w:val="18"/>
-              </w:rPr>
-              <w:t>) directly.</w:t>
+              <w:t>() directly.</w:t>
             </w:r>
           </w:p>
         </w:tc>
@@ -2147,15 +1997,6 @@
       <w:pPr>
         <w:rPr>
           <w:rFonts w:ascii="Garamond" w:hAnsi="Garamond"/>
-          <w:sz w:val="28"/>
-          <w:szCs w:val="28"/>
-        </w:rPr>
-      </w:pPr>
-    </w:p>
-    <w:p>
-      <w:pPr>
-        <w:rPr>
-          <w:rFonts w:ascii="Garamond" w:hAnsi="Garamond"/>
           <w:b/>
           <w:bCs/>
           <w:sz w:val="28"/>
@@ -2285,43 +2126,7 @@
           <w:sz w:val="28"/>
           <w:szCs w:val="28"/>
         </w:rPr>
-        <w:t xml:space="preserve"> Bandit identified a hardcoded password, a potential SQL injection vulnerability caused by constructing queries with f-strings, and the unsafe use of </w:t>
-      </w:r>
-      <w:proofErr w:type="gramStart"/>
-      <w:r>
-        <w:rPr>
-          <w:rFonts w:ascii="Garamond" w:hAnsi="Garamond"/>
-          <w:sz w:val="28"/>
-          <w:szCs w:val="28"/>
-        </w:rPr>
-        <w:t>eval(</w:t>
-      </w:r>
-      <w:proofErr w:type="gramEnd"/>
-      <w:r>
-        <w:rPr>
-          <w:rFonts w:ascii="Garamond" w:hAnsi="Garamond"/>
-          <w:sz w:val="28"/>
-          <w:szCs w:val="28"/>
-        </w:rPr>
-        <w:t xml:space="preserve">). These issues were addressed by removing the unused password, using parameterized SQL queries, and replacing </w:t>
-      </w:r>
-      <w:proofErr w:type="gramStart"/>
-      <w:r>
-        <w:rPr>
-          <w:rFonts w:ascii="Garamond" w:hAnsi="Garamond"/>
-          <w:sz w:val="28"/>
-          <w:szCs w:val="28"/>
-        </w:rPr>
-        <w:t>eval(</w:t>
-      </w:r>
-      <w:proofErr w:type="gramEnd"/>
-      <w:r>
-        <w:rPr>
-          <w:rFonts w:ascii="Garamond" w:hAnsi="Garamond"/>
-          <w:sz w:val="28"/>
-          <w:szCs w:val="28"/>
-        </w:rPr>
-        <w:t>) with direct arithmetic using numeric arguments.</w:t>
+        <w:t xml:space="preserve"> Bandit identified a hardcoded password, a potential SQL injection vulnerability caused by constructing queries with f-strings, and the unsafe use of eval(). These issues were addressed by removing the unused password, using parameterized SQL queries, and replacing eval() with direct arithmetic using numeric arguments.</w:t>
       </w:r>
     </w:p>
     <w:p>
@@ -2490,10 +2295,10 @@
         </w:rPr>
         <w:lastRenderedPageBreak/>
         <w:drawing>
-          <wp:inline distT="0" distB="0" distL="0" distR="0" wp14:anchorId="38148195" wp14:editId="4E5B68E4">
-            <wp:extent cx="5731510" cy="1851025"/>
+          <wp:inline distT="0" distB="0" distL="0" distR="0" wp14:anchorId="11D653AA" wp14:editId="28A8E5EE">
+            <wp:extent cx="5731510" cy="2218055"/>
             <wp:effectExtent l="0" t="0" r="2540" b="0"/>
-            <wp:docPr id="220584382" name="Picture 1"/>
+            <wp:docPr id="1230289440" name="Picture 1"/>
             <wp:cNvGraphicFramePr>
               <a:graphicFrameLocks xmlns:a="http://schemas.openxmlformats.org/drawingml/2006/main" noChangeAspect="1"/>
             </wp:cNvGraphicFramePr>
@@ -2501,7 +2306,7 @@
               <a:graphicData uri="http://schemas.openxmlformats.org/drawingml/2006/picture">
                 <pic:pic xmlns:pic="http://schemas.openxmlformats.org/drawingml/2006/picture">
                   <pic:nvPicPr>
-                    <pic:cNvPr id="220584382" name=""/>
+                    <pic:cNvPr id="1230289440" name=""/>
                     <pic:cNvPicPr/>
                   </pic:nvPicPr>
                   <pic:blipFill>
@@ -2513,7 +2318,7 @@
                   <pic:spPr>
                     <a:xfrm>
                       <a:off x="0" y="0"/>
-                      <a:ext cx="5731510" cy="1851025"/>
+                      <a:ext cx="5731510" cy="2218055"/>
                     </a:xfrm>
                     <a:prstGeom prst="rect">
                       <a:avLst/>
@@ -2805,7 +2610,6 @@
           <w:sz w:val="28"/>
           <w:szCs w:val="28"/>
         </w:rPr>
-        <w:lastRenderedPageBreak/>
         <w:t>Bandit</w:t>
       </w:r>
     </w:p>
@@ -2940,17 +2744,6 @@
           <w:szCs w:val="28"/>
         </w:rPr>
       </w:pPr>
-    </w:p>
-    <w:p>
-      <w:pPr>
-        <w:rPr>
-          <w:rFonts w:ascii="Garamond" w:hAnsi="Garamond"/>
-          <w:b/>
-          <w:bCs/>
-          <w:sz w:val="28"/>
-          <w:szCs w:val="28"/>
-        </w:rPr>
-      </w:pPr>
       <w:r>
         <w:rPr>
           <w:rFonts w:ascii="Garamond" w:hAnsi="Garamond"/>
@@ -2962,6 +2755,27 @@
         <w:lastRenderedPageBreak/>
         <w:t>Postfix</w:t>
       </w:r>
+      <w:r>
+        <w:rPr>
+          <w:rFonts w:ascii="Garamond" w:hAnsi="Garamond"/>
+          <w:b/>
+          <w:bCs/>
+          <w:sz w:val="28"/>
+          <w:szCs w:val="28"/>
+        </w:rPr>
+        <w:t xml:space="preserve"> Reports</w:t>
+      </w:r>
+    </w:p>
+    <w:p>
+      <w:pPr>
+        <w:rPr>
+          <w:rFonts w:ascii="Garamond" w:hAnsi="Garamond"/>
+          <w:b/>
+          <w:bCs/>
+          <w:sz w:val="28"/>
+          <w:szCs w:val="28"/>
+        </w:rPr>
+      </w:pPr>
     </w:p>
     <w:p>
       <w:pPr>
@@ -3049,6 +2863,215 @@
           <w:szCs w:val="28"/>
         </w:rPr>
       </w:pPr>
+      <w:r>
+        <w:rPr>
+          <w:rFonts w:ascii="Garamond" w:hAnsi="Garamond"/>
+          <w:b/>
+          <w:bCs/>
+          <w:sz w:val="28"/>
+          <w:szCs w:val="28"/>
+        </w:rPr>
+        <w:t>Flake</w:t>
+      </w:r>
+    </w:p>
+    <w:p>
+      <w:pPr>
+        <w:rPr>
+          <w:rFonts w:ascii="Garamond" w:hAnsi="Garamond"/>
+          <w:b/>
+          <w:bCs/>
+          <w:sz w:val="28"/>
+          <w:szCs w:val="28"/>
+        </w:rPr>
+      </w:pPr>
+      <w:r>
+        <w:rPr>
+          <w:rFonts w:ascii="Garamond" w:hAnsi="Garamond"/>
+          <w:b/>
+          <w:bCs/>
+          <w:sz w:val="28"/>
+          <w:szCs w:val="28"/>
+        </w:rPr>
+        <w:drawing>
+          <wp:inline distT="0" distB="0" distL="0" distR="0" wp14:anchorId="15C35C74" wp14:editId="02BE9D0B">
+            <wp:extent cx="1628787" cy="504829"/>
+            <wp:effectExtent l="0" t="0" r="0" b="9525"/>
+            <wp:docPr id="2021237411" name="Picture 1"/>
+            <wp:cNvGraphicFramePr>
+              <a:graphicFrameLocks xmlns:a="http://schemas.openxmlformats.org/drawingml/2006/main" noChangeAspect="1"/>
+            </wp:cNvGraphicFramePr>
+            <a:graphic xmlns:a="http://schemas.openxmlformats.org/drawingml/2006/main">
+              <a:graphicData uri="http://schemas.openxmlformats.org/drawingml/2006/picture">
+                <pic:pic xmlns:pic="http://schemas.openxmlformats.org/drawingml/2006/picture">
+                  <pic:nvPicPr>
+                    <pic:cNvPr id="2021237411" name=""/>
+                    <pic:cNvPicPr/>
+                  </pic:nvPicPr>
+                  <pic:blipFill>
+                    <a:blip r:embed="rId10"/>
+                    <a:stretch>
+                      <a:fillRect/>
+                    </a:stretch>
+                  </pic:blipFill>
+                  <pic:spPr>
+                    <a:xfrm>
+                      <a:off x="0" y="0"/>
+                      <a:ext cx="1628787" cy="504829"/>
+                    </a:xfrm>
+                    <a:prstGeom prst="rect">
+                      <a:avLst/>
+                    </a:prstGeom>
+                  </pic:spPr>
+                </pic:pic>
+              </a:graphicData>
+            </a:graphic>
+          </wp:inline>
+        </w:drawing>
+      </w:r>
+    </w:p>
+    <w:p>
+      <w:pPr>
+        <w:rPr>
+          <w:rFonts w:ascii="Garamond" w:hAnsi="Garamond"/>
+          <w:b/>
+          <w:bCs/>
+          <w:sz w:val="28"/>
+          <w:szCs w:val="28"/>
+        </w:rPr>
+      </w:pPr>
+      <w:proofErr w:type="spellStart"/>
+      <w:r>
+        <w:rPr>
+          <w:rFonts w:ascii="Garamond" w:hAnsi="Garamond"/>
+          <w:b/>
+          <w:bCs/>
+          <w:sz w:val="28"/>
+          <w:szCs w:val="28"/>
+        </w:rPr>
+        <w:t>Pylint</w:t>
+      </w:r>
+      <w:proofErr w:type="spellEnd"/>
+    </w:p>
+    <w:p>
+      <w:pPr>
+        <w:rPr>
+          <w:rFonts w:ascii="Garamond" w:hAnsi="Garamond"/>
+          <w:b/>
+          <w:bCs/>
+          <w:sz w:val="28"/>
+          <w:szCs w:val="28"/>
+        </w:rPr>
+      </w:pPr>
+      <w:r>
+        <w:rPr>
+          <w:rFonts w:ascii="Garamond" w:hAnsi="Garamond"/>
+          <w:b/>
+          <w:bCs/>
+          <w:sz w:val="28"/>
+          <w:szCs w:val="28"/>
+        </w:rPr>
+        <w:drawing>
+          <wp:inline distT="0" distB="0" distL="0" distR="0" wp14:anchorId="09E6ADAC" wp14:editId="71A15AAD">
+            <wp:extent cx="4267231" cy="3228999"/>
+            <wp:effectExtent l="0" t="0" r="0" b="9525"/>
+            <wp:docPr id="2105967689" name="Picture 1"/>
+            <wp:cNvGraphicFramePr>
+              <a:graphicFrameLocks xmlns:a="http://schemas.openxmlformats.org/drawingml/2006/main" noChangeAspect="1"/>
+            </wp:cNvGraphicFramePr>
+            <a:graphic xmlns:a="http://schemas.openxmlformats.org/drawingml/2006/main">
+              <a:graphicData uri="http://schemas.openxmlformats.org/drawingml/2006/picture">
+                <pic:pic xmlns:pic="http://schemas.openxmlformats.org/drawingml/2006/picture">
+                  <pic:nvPicPr>
+                    <pic:cNvPr id="2105967689" name=""/>
+                    <pic:cNvPicPr/>
+                  </pic:nvPicPr>
+                  <pic:blipFill>
+                    <a:blip r:embed="rId11"/>
+                    <a:stretch>
+                      <a:fillRect/>
+                    </a:stretch>
+                  </pic:blipFill>
+                  <pic:spPr>
+                    <a:xfrm>
+                      <a:off x="0" y="0"/>
+                      <a:ext cx="4267231" cy="3228999"/>
+                    </a:xfrm>
+                    <a:prstGeom prst="rect">
+                      <a:avLst/>
+                    </a:prstGeom>
+                  </pic:spPr>
+                </pic:pic>
+              </a:graphicData>
+            </a:graphic>
+          </wp:inline>
+        </w:drawing>
+      </w:r>
+    </w:p>
+    <w:p>
+      <w:pPr>
+        <w:rPr>
+          <w:rFonts w:ascii="Garamond" w:hAnsi="Garamond"/>
+          <w:b/>
+          <w:bCs/>
+          <w:sz w:val="28"/>
+          <w:szCs w:val="28"/>
+        </w:rPr>
+      </w:pPr>
+    </w:p>
+    <w:p>
+      <w:pPr>
+        <w:rPr>
+          <w:rFonts w:ascii="Garamond" w:hAnsi="Garamond"/>
+          <w:b/>
+          <w:bCs/>
+          <w:sz w:val="28"/>
+          <w:szCs w:val="28"/>
+        </w:rPr>
+      </w:pPr>
+      <w:r>
+        <w:rPr>
+          <w:rFonts w:ascii="Garamond" w:hAnsi="Garamond"/>
+          <w:b/>
+          <w:bCs/>
+          <w:sz w:val="28"/>
+          <w:szCs w:val="28"/>
+        </w:rPr>
+        <w:drawing>
+          <wp:inline distT="0" distB="0" distL="0" distR="0" wp14:anchorId="61801299" wp14:editId="09564F7A">
+            <wp:extent cx="4724435" cy="7153327"/>
+            <wp:effectExtent l="0" t="0" r="0" b="0"/>
+            <wp:docPr id="1902174630" name="Picture 1"/>
+            <wp:cNvGraphicFramePr>
+              <a:graphicFrameLocks xmlns:a="http://schemas.openxmlformats.org/drawingml/2006/main" noChangeAspect="1"/>
+            </wp:cNvGraphicFramePr>
+            <a:graphic xmlns:a="http://schemas.openxmlformats.org/drawingml/2006/main">
+              <a:graphicData uri="http://schemas.openxmlformats.org/drawingml/2006/picture">
+                <pic:pic xmlns:pic="http://schemas.openxmlformats.org/drawingml/2006/picture">
+                  <pic:nvPicPr>
+                    <pic:cNvPr id="1902174630" name=""/>
+                    <pic:cNvPicPr/>
+                  </pic:nvPicPr>
+                  <pic:blipFill>
+                    <a:blip r:embed="rId12"/>
+                    <a:stretch>
+                      <a:fillRect/>
+                    </a:stretch>
+                  </pic:blipFill>
+                  <pic:spPr>
+                    <a:xfrm>
+                      <a:off x="0" y="0"/>
+                      <a:ext cx="4724435" cy="7153327"/>
+                    </a:xfrm>
+                    <a:prstGeom prst="rect">
+                      <a:avLst/>
+                    </a:prstGeom>
+                  </pic:spPr>
+                </pic:pic>
+              </a:graphicData>
+            </a:graphic>
+          </wp:inline>
+        </w:drawing>
+      </w:r>
     </w:p>
     <w:p>
       <w:pPr>
